--- a/files/konspekty/nvp-8-pervaya-pomoshch.docx
+++ b/files/konspekty/nvp-8-pervaya-pomoshch.docx
@@ -430,7 +430,7 @@
         <w:jc w:val="both"/>
       </w:pPr>
       <w:r>
-        <w:t xml:space="preserve">уметь останавливать наружное кровотечение, оценивать сознание и дыхание, придавать пострадавшему устойчивое боковое положение, накладывать повязку и иммобилизировать конечность подручными средствами.</w:t>
+        <w:t xml:space="preserve">уметь оценивать сознание и дыхание, придавать пострадавшему устойчивое боковое положение, останавливать наружное кровотечение, накладывать повязку и иммобилизировать конечность подручными средствами.</w:t>
       </w:r>
     </w:p>
     <w:p>
@@ -1002,7 +1002,7 @@
               <w:jc w:val="both"/>
             </w:pPr>
             <w:r>
-              <w:t xml:space="preserve">Учитель фиксирует на доске алгоритм: безопасность → осмотр на наружное кровотечение → сознание и дыхание → осмотр → помощь → положение тела и вызов скорой помощи → наблюдение и поддержка.</w:t>
+              <w:t xml:space="preserve">Учитель фиксирует на доске алгоритм: безопасность → сознание и дыхание → осмотр на наружное кровотечение → осмотр → помощь → положение тела и вызов скорой помощи → наблюдение и поддержка.</w:t>
             </w:r>
           </w:p>
         </w:tc>
@@ -1187,10 +1187,10 @@
                 <w:b/>
                 <w:bCs/>
               </w:rPr>
-              <w:t xml:space="preserve">Станция 1. «Кровотечение»</w:t>
-            </w:r>
-            <w:r>
-              <w:t xml:space="preserve">: рана предплечья, кровь «бьёт» струёй. Прямое давление, давящая повязка, жгут на тренажёре с фиксацией времени наложения; вызов помощи;</w:t>
+              <w:t xml:space="preserve">Станция 1. «Без сознания»</w:t>
+            </w:r>
+            <w:r>
+              <w:t xml:space="preserve">: человек лежит неподвижно. Оценка безопасности, проверка реакции, обеспечение проходимости дыхательных путей (запрокидывание головы, подъём подбородка), проверка дыхания (смотрю, слушаю, ощущаю — не более 10 секунд). Дыхание есть — устойчивое боковое положение; дыхания нет — вызов помощи и начало реанимации (30 надавливаний : 2 вдоха) на тренажёре;</w:t>
             </w:r>
           </w:p>
           <w:p>
@@ -1206,10 +1206,10 @@
                 <w:b/>
                 <w:bCs/>
               </w:rPr>
-              <w:t xml:space="preserve">Станция 2. «Без сознания»</w:t>
-            </w:r>
-            <w:r>
-              <w:t xml:space="preserve">: человек лежит неподвижно. Оценка безопасности, проверка реакции, обеспечение проходимости дыхательных путей (запрокидывание головы, подъём подбородка), проверка дыхания (смотрю, слушаю, ощущаю — не более 10 секунд). Дыхание есть — устойчивое боковое положение; дыхания нет — вызов помощи и начало реанимации (30 надавливаний : 2 вдоха) на тренажёре;</w:t>
+              <w:t xml:space="preserve">Станция 2. «Кровотечение»</w:t>
+            </w:r>
+            <w:r>
+              <w:t xml:space="preserve">: рана предплечья, кровь «бьёт» струёй. Прямое давление, давящая повязка, жгут на тренажёре с фиксацией времени наложения; вызов помощи;</w:t>
             </w:r>
           </w:p>
           <w:p>
